--- a/William/AI React Node/William_Jackson.docx
+++ b/William/AI React Node/William_Jackson.docx
@@ -112,8 +112,37 @@
                 <w:sz w:val="17"/>
                 <w:szCs w:val="17"/>
               </w:rPr>
-              <w:t>| william.jackson.pro@outlook.com | linkedin.com/in/william-jackson-76a6343a5</w:t>
+              <w:t xml:space="preserve">| </w:t>
             </w:r>
+            <w:r>
+              <w:rPr>
+                <w:rFonts w:ascii="Arial" w:eastAsia="Arial" w:hAnsi="Arial" w:cs="Arial"/>
+                <w:color w:val="FFFFFF"/>
+                <w:sz w:val="17"/>
+                <w:szCs w:val="17"/>
+              </w:rPr>
+              <w:t>williamjacksondev@outlook.com</w:t>
+            </w:r>
+            <w:r>
+              <w:rPr>
+                <w:rFonts w:ascii="Arial" w:eastAsia="Arial" w:hAnsi="Arial" w:cs="Arial"/>
+                <w:color w:val="FFFFFF"/>
+                <w:sz w:val="17"/>
+                <w:szCs w:val="17"/>
+              </w:rPr>
+              <w:t xml:space="preserve">| </w:t>
+            </w:r>
+            <w:r>
+              <w:rPr>
+                <w:rFonts w:ascii="Arial" w:eastAsia="Arial" w:hAnsi="Arial" w:cs="Arial"/>
+                <w:color w:val="FFFFFF"/>
+                <w:sz w:val="17"/>
+                <w:szCs w:val="17"/>
+              </w:rPr>
+              <w:t>linkedin.com/in/william-jackson-3816183aa</w:t>
+            </w:r>
+            <w:bookmarkStart w:id="0" w:name="_GoBack"/>
+            <w:bookmarkEnd w:id="0"/>
           </w:p>
         </w:tc>
       </w:tr>
@@ -4929,12 +4958,7 @@
         <w:t>software engineering</w:t>
       </w:r>
       <w:r>
-        <w:t>, applying coursework through practical team projects and production-</w:t>
-      </w:r>
-      <w:bookmarkStart w:id="0" w:name="_GoBack"/>
-      <w:bookmarkEnd w:id="0"/>
-      <w:r>
-        <w:t>style system design.</w:t>
+        <w:t>, applying coursework through practical team projects and production-style system design.</w:t>
       </w:r>
     </w:p>
     <w:p>
@@ -10279,7 +10303,7 @@
 </file>
 
 <file path=customXml/itemProps1.xml><?xml version="1.0" encoding="utf-8"?>
-<ds:datastoreItem xmlns:ds="http://schemas.openxmlformats.org/officeDocument/2006/customXml" ds:itemID="{2E8931CC-1FB3-498F-B199-25492EA3582C}">
+<ds:datastoreItem xmlns:ds="http://schemas.openxmlformats.org/officeDocument/2006/customXml" ds:itemID="{FE45CD85-3A06-4A1C-AE11-E9FFBC789D04}">
   <ds:schemaRefs>
     <ds:schemaRef ds:uri="http://schemas.openxmlformats.org/officeDocument/2006/bibliography"/>
   </ds:schemaRefs>
